--- a/prompt.docx
+++ b/prompt.docx
@@ -3,11 +3,6 @@
 <w:document xmlns:wpc="http://schemas.microsoft.com/office/word/2010/wordprocessingCanvas" xmlns:cx="http://schemas.microsoft.com/office/drawing/2014/chartex" xmlns:cx1="http://schemas.microsoft.com/office/drawing/2015/9/8/chartex" xmlns:cx2="http://schemas.microsoft.com/office/drawing/2015/10/21/chartex" xmlns:cx3="http://schemas.microsoft.com/office/drawing/2016/5/9/chartex" xmlns:cx4="http://schemas.microsoft.com/office/drawing/2016/5/10/chartex" xmlns:cx5="http://schemas.microsoft.com/office/drawing/2016/5/11/chartex" xmlns:cx6="http://schemas.microsoft.com/office/drawing/2016/5/12/chartex" xmlns:cx7="http://schemas.microsoft.com/office/drawing/2016/5/13/chartex" xmlns:cx8="http://schemas.microsoft.com/office/drawing/2016/5/14/chartex" xmlns:mc="http://schemas.openxmlformats.org/markup-compatibility/2006" xmlns:aink="http://schemas.microsoft.com/office/drawing/2016/ink" xmlns:am3d="http://schemas.microsoft.com/office/drawing/2017/model3d" xmlns:o="urn:schemas-microsoft-com:office:office" xmlns:oel="http://schemas.microsoft.com/office/2019/extlst" xmlns:r="http://schemas.openxmlformats.org/officeDocument/2006/relationships" xmlns:m="http://schemas.openxmlformats.org/officeDocument/2006/math" xmlns:v="urn:schemas-microsoft-com:vml" xmlns:wp14="http://schemas.microsoft.com/office/word/2010/wordprocessingDrawing" xmlns:wp="http://schemas.openxmlformats.org/drawingml/2006/wordprocessingDrawing" xmlns:w10="urn:schemas-microsoft-com:office:word" xmlns:w="http://schemas.openxmlformats.org/wordprocessingml/2006/main" xmlns:w14="http://schemas.microsoft.com/office/word/2010/wordml" xmlns:w15="http://schemas.microsoft.com/office/word/2012/wordml" xmlns:w16cex="http://schemas.microsoft.com/office/word/2018/wordml/cex" xmlns:w16cid="http://schemas.microsoft.com/office/word/2016/wordml/cid" xmlns:w16="http://schemas.microsoft.com/office/word/2018/wordml" xmlns:w16du="http://schemas.microsoft.com/office/word/2023/wordml/word16du" xmlns:w16sdtdh="http://schemas.microsoft.com/office/word/2020/wordml/sdtdatahash" xmlns:w16sdtfl="http://schemas.microsoft.com/office/word/2024/wordml/sdtformatlock" xmlns:w16se="http://schemas.microsoft.com/office/word/2015/wordml/symex" xmlns:wpg="http://schemas.microsoft.com/office/word/2010/wordprocessingGroup" xmlns:wpi="http://schemas.microsoft.com/office/word/2010/wordprocessingInk" xmlns:wne="http://schemas.microsoft.com/office/word/2006/wordml" xmlns:wps="http://schemas.microsoft.com/office/word/2010/wordprocessingShape" mc:Ignorable="w14 w15 w16se w16cid w16 w16cex w16sdtdh w16sdtfl w16du wp14">
   <w:body>
     <w:p>
-      <w:pPr>
-        <w:rPr>
-          <w:lang w:val="en-US"/>
-        </w:rPr>
-      </w:pPr>
       <w:r>
         <w:rPr>
           <w:lang w:val="en-US"/>
@@ -44,7 +39,31 @@
         <w:rPr>
           <w:lang w:val="en-US"/>
         </w:rPr>
-        <w:t xml:space="preserve"> Stunning Signup Page as follows: </w:t>
+        <w:t xml:space="preserve"> Stunning </w:t>
+      </w:r>
+      <w:r>
+        <w:rPr>
+          <w:lang w:val="en-US"/>
+        </w:rPr>
+        <w:t>login</w:t>
+      </w:r>
+      <w:r>
+        <w:rPr>
+          <w:lang w:val="en-US"/>
+        </w:rPr>
+        <w:t xml:space="preserve"> Page</w:t>
+      </w:r>
+      <w:r>
+        <w:rPr>
+          <w:lang w:val="en-US"/>
+        </w:rPr>
+        <w:t xml:space="preserve"> and dashboard</w:t>
+      </w:r>
+      <w:r>
+        <w:rPr>
+          <w:lang w:val="en-US"/>
+        </w:rPr>
+        <w:t xml:space="preserve"> as follows: </w:t>
       </w:r>
       <w:r>
         <w:rPr>
@@ -98,122 +117,397 @@
         <w:rPr>
           <w:lang w:val="en-US"/>
         </w:rPr>
-        <w:t xml:space="preserve"> atop </w:t>
-      </w:r>
-      <w:proofErr w:type="spellStart"/>
+        <w:t xml:space="preserve"> atop a background image.</w:t>
+      </w:r>
+      <w:r>
+        <w:rPr>
+          <w:lang w:val="en-US"/>
+        </w:rPr>
+        <w:t xml:space="preserve"> I will attach the background image so that </w:t>
+      </w:r>
+      <w:r>
+        <w:rPr>
+          <w:lang w:val="en-US"/>
+        </w:rPr>
+        <w:t xml:space="preserve">you make sure the </w:t>
+      </w:r>
+      <w:proofErr w:type="spellStart"/>
+      <w:r>
+        <w:rPr>
+          <w:lang w:val="en-US"/>
+        </w:rPr>
+        <w:t>ui</w:t>
+      </w:r>
+      <w:proofErr w:type="spellEnd"/>
+      <w:r>
+        <w:rPr>
+          <w:lang w:val="en-US"/>
+        </w:rPr>
+        <w:t xml:space="preserve"> you generate</w:t>
+      </w:r>
+      <w:r>
+        <w:rPr>
+          <w:lang w:val="en-US"/>
+        </w:rPr>
+        <w:t xml:space="preserve"> is readable each component should feel like separate glass panel.</w:t>
+      </w:r>
+      <w:r>
+        <w:rPr>
+          <w:lang w:val="en-US"/>
+        </w:rPr>
+        <w:t xml:space="preserve"> </w:t>
+      </w:r>
+      <w:r>
+        <w:rPr>
+          <w:lang w:val="en-US"/>
+        </w:rPr>
+        <w:br/>
+      </w:r>
+      <w:r>
+        <w:rPr>
+          <w:lang w:val="en-US"/>
+        </w:rPr>
+        <w:br/>
+      </w:r>
+      <w:r>
+        <w:rPr>
+          <w:lang w:val="en-US"/>
+        </w:rPr>
+        <w:t xml:space="preserve">the login page will check for email is valid or not unless root is entered the login page is only for login verification for login you should send it to this endpoint </w:t>
+      </w:r>
+      <w:r>
+        <w:rPr>
+          <w:lang w:val="en-US"/>
+        </w:rPr>
+        <w:br/>
+      </w:r>
+      <w:r>
+        <w:t>/</w:t>
+      </w:r>
+      <w:proofErr w:type="spellStart"/>
+      <w:r>
+        <w:t>adminPanel</w:t>
+      </w:r>
+      <w:proofErr w:type="spellEnd"/>
+      <w:r>
+        <w:t>/</w:t>
+      </w:r>
+      <w:proofErr w:type="spellStart"/>
+      <w:r>
+        <w:t>loginVerification</w:t>
+      </w:r>
+      <w:proofErr w:type="spellEnd"/>
+      <w:r>
+        <w:t>/{email}/{passwd}/</w:t>
+      </w:r>
+    </w:p>
+    <w:p>
+      <w:r>
+        <w:rPr>
+          <w:lang w:val="en-US"/>
+        </w:rPr>
+        <w:t xml:space="preserve">Where passwd will not be the raw password but </w:t>
+      </w:r>
+      <w:proofErr w:type="gramStart"/>
       <w:r>
         <w:rPr>
           <w:lang w:val="en-US"/>
         </w:rPr>
         <w:t>a</w:t>
       </w:r>
-      <w:proofErr w:type="spellEnd"/>
-      <w:r>
-        <w:rPr>
-          <w:lang w:val="en-US"/>
-        </w:rPr>
-        <w:t xml:space="preserve"> background image the whole </w:t>
-      </w:r>
-      <w:proofErr w:type="spellStart"/>
-      <w:r>
-        <w:rPr>
-          <w:lang w:val="en-US"/>
-        </w:rPr>
-        <w:t>glassmorphic</w:t>
-      </w:r>
-      <w:proofErr w:type="spellEnd"/>
-      <w:r>
-        <w:rPr>
-          <w:lang w:val="en-US"/>
-        </w:rPr>
-        <w:t xml:space="preserve"> signup should on right with rounded corners and a slight blur that shows the background image without making the text hard to read it </w:t>
-      </w:r>
-      <w:proofErr w:type="spellStart"/>
-      <w:r>
-        <w:rPr>
-          <w:lang w:val="en-US"/>
-        </w:rPr>
-        <w:t>shoud</w:t>
-      </w:r>
-      <w:proofErr w:type="spellEnd"/>
-      <w:r>
-        <w:rPr>
-          <w:lang w:val="en-US"/>
-        </w:rPr>
-        <w:t xml:space="preserve"> appear as </w:t>
-      </w:r>
+      <w:proofErr w:type="gramEnd"/>
+      <w:r>
+        <w:rPr>
+          <w:lang w:val="en-US"/>
+        </w:rPr>
+        <w:t xml:space="preserve"> implementation of this function which I am giving you in python you have to translate it for use in frontend</w:t>
+      </w:r>
+      <w:r>
+        <w:rPr>
+          <w:lang w:val="en-US"/>
+        </w:rPr>
+        <w:br/>
+      </w:r>
+      <w:r>
+        <w:rPr>
+          <w:lang w:val="en-US"/>
+        </w:rPr>
+        <w:br/>
+      </w:r>
+      <w:r>
+        <w:rPr>
+          <w:b/>
+          <w:bCs/>
+        </w:rPr>
+        <w:t>def</w:t>
+      </w:r>
+      <w:r>
+        <w:t xml:space="preserve"> </w:t>
+      </w:r>
+      <w:proofErr w:type="spellStart"/>
+      <w:r>
+        <w:t>encodeNonce</w:t>
+      </w:r>
+      <w:proofErr w:type="spellEnd"/>
+      <w:r>
+        <w:t>(</w:t>
+      </w:r>
+      <w:proofErr w:type="spellStart"/>
       <w:proofErr w:type="gramStart"/>
       <w:r>
-        <w:rPr>
-          <w:lang w:val="en-US"/>
-        </w:rPr>
-        <w:t>floating .the</w:t>
-      </w:r>
+        <w:t>email,value</w:t>
+      </w:r>
+      <w:proofErr w:type="spellEnd"/>
       <w:proofErr w:type="gramEnd"/>
       <w:r>
-        <w:rPr>
-          <w:lang w:val="en-US"/>
-        </w:rPr>
-        <w:t xml:space="preserve"> left half should remain completely </w:t>
+        <w:t>):</w:t>
+      </w:r>
+    </w:p>
+    <w:p>
+      <w:r>
+        <w:t>    nonce=requests.get(url+"/admin/nonce</w:t>
       </w:r>
       <w:proofErr w:type="gramStart"/>
       <w:r>
-        <w:rPr>
-          <w:lang w:val="en-US"/>
-        </w:rPr>
-        <w:t>visible  and</w:t>
+        <w:t>",json</w:t>
       </w:r>
       <w:proofErr w:type="gramEnd"/>
       <w:r>
-        <w:rPr>
-          <w:lang w:val="en-US"/>
-        </w:rPr>
-        <w:t xml:space="preserve"> on the right half goes the glass morphic signup. </w:t>
-      </w:r>
-      <w:r>
-        <w:rPr>
-          <w:lang w:val="en-US"/>
-        </w:rPr>
-        <w:br/>
-      </w:r>
-      <w:r>
-        <w:rPr>
-          <w:lang w:val="en-US"/>
-        </w:rPr>
-        <w:br/>
-        <w:t>The signup contains the following</w:t>
-      </w:r>
-      <w:r>
-        <w:rPr>
-          <w:lang w:val="en-US"/>
-        </w:rPr>
-        <w:t xml:space="preserve"> fields:</w:t>
-      </w:r>
-      <w:r>
-        <w:rPr>
-          <w:lang w:val="en-US"/>
-        </w:rPr>
-        <w:br/>
+        <w:t>={"UEmail</w:t>
+      </w:r>
+      <w:proofErr w:type="gramStart"/>
+      <w:r>
+        <w:t>":email</w:t>
+      </w:r>
+      <w:proofErr w:type="gramEnd"/>
+      <w:r>
+        <w:t>}</w:t>
+      </w:r>
+      <w:proofErr w:type="gramStart"/>
+      <w:r>
+        <w:t>).json()[</w:t>
+      </w:r>
+      <w:proofErr w:type="gramEnd"/>
+      <w:r>
+        <w:t>"nonce"]</w:t>
+      </w:r>
+    </w:p>
+    <w:p>
+      <w:r>
+        <w:t>    return hashlib.sha256((</w:t>
+      </w:r>
+      <w:proofErr w:type="spellStart"/>
+      <w:r>
+        <w:t>value+str</w:t>
+      </w:r>
+      <w:proofErr w:type="spellEnd"/>
+      <w:r>
+        <w:t>(nonce)).encode("utf-8")).</w:t>
+      </w:r>
+      <w:proofErr w:type="spellStart"/>
+      <w:r>
+        <w:t>hexdigest</w:t>
+      </w:r>
+      <w:proofErr w:type="spellEnd"/>
+      <w:r>
+        <w:t>()</w:t>
+      </w:r>
+      <w:r>
+        <w:br/>
+      </w:r>
+      <w:r>
+        <w:br/>
+        <w:t xml:space="preserve">use the required </w:t>
+      </w:r>
+      <w:proofErr w:type="spellStart"/>
+      <w:r>
+        <w:t>libarary</w:t>
+      </w:r>
+      <w:proofErr w:type="spellEnd"/>
+      <w:r>
+        <w:t xml:space="preserve"> </w:t>
+      </w:r>
+      <w:r>
+        <w:t xml:space="preserve">and each time you must send request like this </w:t>
+      </w:r>
+      <w:r>
+        <w:t>/</w:t>
+      </w:r>
+      <w:proofErr w:type="spellStart"/>
+      <w:r>
+        <w:t>adminPanel</w:t>
+      </w:r>
+      <w:proofErr w:type="spellEnd"/>
+      <w:r>
+        <w:t>/</w:t>
+      </w:r>
+      <w:proofErr w:type="spellStart"/>
+      <w:r>
+        <w:t>serverquery</w:t>
+      </w:r>
+      <w:proofErr w:type="spellEnd"/>
+      <w:r>
+        <w:t>/{email</w:t>
+      </w:r>
+      <w:r>
+        <w:t xml:space="preserve"> </w:t>
+      </w:r>
+      <w:r>
+        <w:t>}/{</w:t>
+      </w:r>
+      <w:proofErr w:type="spellStart"/>
+      <w:r>
+        <w:t>encodeNonce</w:t>
+      </w:r>
+      <w:proofErr w:type="spellEnd"/>
+      <w:r>
+        <w:t>(</w:t>
+      </w:r>
+      <w:proofErr w:type="spellStart"/>
+      <w:r>
         <w:t>email,</w:t>
       </w:r>
       <w:r>
-        <w:rPr>
-          <w:lang w:val="en-US"/>
-        </w:rPr>
-        <w:br/>
-        <w:t>password,</w:t>
-      </w:r>
-      <w:r>
-        <w:rPr>
-          <w:lang w:val="en-US"/>
-        </w:rPr>
-        <w:br/>
-      </w:r>
-      <w:r>
-        <w:rPr>
-          <w:lang w:val="en-US"/>
-        </w:rPr>
-        <w:t>reenter password</w:t>
+        <w:t>actualPassword</w:t>
+      </w:r>
+      <w:proofErr w:type="spellEnd"/>
+      <w:r>
+        <w:t>)</w:t>
+      </w:r>
+      <w:r>
+        <w:t>}</w:t>
+      </w:r>
+      <w:r>
+        <w:br/>
+      </w:r>
+      <w:r>
+        <w:br/>
+        <w:t xml:space="preserve">and the </w:t>
+      </w:r>
+      <w:proofErr w:type="spellStart"/>
+      <w:r>
+        <w:t>encodeNonce</w:t>
+      </w:r>
+      <w:proofErr w:type="spellEnd"/>
+      <w:r>
+        <w:t xml:space="preserve"> function you create should be identical to the python one I provided you with same network request to everything</w:t>
+      </w:r>
+      <w:r>
+        <w:br/>
+      </w:r>
+      <w:r>
+        <w:br/>
+        <w:t xml:space="preserve">Now I am also attaching a file ccserver.py in it for every </w:t>
+      </w:r>
+      <w:proofErr w:type="spellStart"/>
+      <w:r>
+        <w:t>adminpanel</w:t>
+      </w:r>
+      <w:proofErr w:type="spellEnd"/>
+      <w:r>
+        <w:t xml:space="preserve"> route you have to generate appropri</w:t>
+      </w:r>
+      <w:r>
+        <w:t>ate</w:t>
+      </w:r>
+      <w:r>
+        <w:t xml:space="preserve"> </w:t>
+      </w:r>
+      <w:proofErr w:type="spellStart"/>
+      <w:r>
+        <w:t>ui</w:t>
+      </w:r>
+      <w:proofErr w:type="spellEnd"/>
+      <w:r>
+        <w:t xml:space="preserve"> and function</w:t>
+      </w:r>
+      <w:r>
+        <w:t>ality</w:t>
+      </w:r>
+      <w:r>
+        <w:t xml:space="preserve"> </w:t>
+      </w:r>
+      <w:r>
+        <w:t>in</w:t>
+      </w:r>
+      <w:r>
+        <w:t xml:space="preserve"> the dashboard so that it can interact with the backend ccserver.py seamlessly out of the box</w:t>
+      </w:r>
+      <w:r>
+        <w:br/>
+      </w:r>
+      <w:r>
+        <w:br/>
+        <w:t xml:space="preserve">remember for </w:t>
+      </w:r>
+      <w:proofErr w:type="spellStart"/>
+      <w:r>
+        <w:t>baseurl</w:t>
+      </w:r>
+      <w:proofErr w:type="spellEnd"/>
+      <w:r>
+        <w:t xml:space="preserve"> if you ever need that do the following </w:t>
+      </w:r>
+      <w:r>
+        <w:t xml:space="preserve">parse the </w:t>
+      </w:r>
+      <w:proofErr w:type="spellStart"/>
+      <w:r>
+        <w:t>url</w:t>
+      </w:r>
+      <w:proofErr w:type="spellEnd"/>
+      <w:r>
+        <w:t xml:space="preserve"> bar or search bar then extract from it the base </w:t>
+      </w:r>
+      <w:proofErr w:type="spellStart"/>
+      <w:r>
+        <w:t>url</w:t>
+      </w:r>
+      <w:proofErr w:type="spellEnd"/>
+      <w:r>
+        <w:t xml:space="preserve"> so that it can hosted anywhere </w:t>
+      </w:r>
+      <w:r>
+        <w:br/>
+      </w:r>
+      <w:r>
+        <w:br/>
+        <w:t>first study every /</w:t>
+      </w:r>
+      <w:proofErr w:type="spellStart"/>
+      <w:r>
+        <w:t>adminPanel</w:t>
+      </w:r>
+      <w:proofErr w:type="spellEnd"/>
+      <w:r>
+        <w:t xml:space="preserve"> route in ccserver.py then make the dashboard, all its </w:t>
+      </w:r>
+      <w:proofErr w:type="spellStart"/>
+      <w:r>
+        <w:t>ui</w:t>
+      </w:r>
+      <w:proofErr w:type="spellEnd"/>
+      <w:r>
+        <w:t xml:space="preserve"> and functionality cum </w:t>
+      </w:r>
+      <w:proofErr w:type="spellStart"/>
+      <w:r>
+        <w:t>loginpage</w:t>
+      </w:r>
+      <w:proofErr w:type="spellEnd"/>
+      <w:r>
+        <w:t xml:space="preserve"> and all authentication should be followed as per I instructed in </w:t>
+      </w:r>
+      <w:proofErr w:type="spellStart"/>
+      <w:r>
+        <w:t>loginverification</w:t>
+      </w:r>
+      <w:proofErr w:type="spellEnd"/>
+      <w:r>
+        <w:t xml:space="preserve"> and the example below it</w:t>
+      </w:r>
+      <w:r>
+        <w:br/>
       </w:r>
     </w:p>
     <w:p>
@@ -222,140 +516,6 @@
           <w:lang w:val="en-US"/>
         </w:rPr>
       </w:pPr>
-      <w:r>
-        <w:rPr>
-          <w:lang w:val="en-US"/>
-        </w:rPr>
-        <w:t xml:space="preserve">And also check if correct data is entered or not like email format is valid or </w:t>
-      </w:r>
-      <w:proofErr w:type="spellStart"/>
-      <w:r>
-        <w:rPr>
-          <w:lang w:val="en-US"/>
-        </w:rPr>
-        <w:t>paswords</w:t>
-      </w:r>
-      <w:proofErr w:type="spellEnd"/>
-      <w:r>
-        <w:rPr>
-          <w:lang w:val="en-US"/>
-        </w:rPr>
-        <w:t xml:space="preserve"> match </w:t>
-      </w:r>
-      <w:proofErr w:type="spellStart"/>
-      <w:r>
-        <w:rPr>
-          <w:lang w:val="en-US"/>
-        </w:rPr>
-        <w:t>etc</w:t>
-      </w:r>
-      <w:proofErr w:type="spellEnd"/>
-      <w:r>
-        <w:rPr>
-          <w:lang w:val="en-US"/>
-        </w:rPr>
-        <w:t xml:space="preserve"> I have attached the image so make sure the text is contrasting.</w:t>
-      </w:r>
-      <w:r>
-        <w:rPr>
-          <w:lang w:val="en-US"/>
-        </w:rPr>
-        <w:br/>
-      </w:r>
-      <w:r>
-        <w:rPr>
-          <w:lang w:val="en-US"/>
-        </w:rPr>
-        <w:br/>
-        <w:t xml:space="preserve">Following the same suit also generate a login page too just like above but without renter password field </w:t>
-      </w:r>
-      <w:r>
-        <w:rPr>
-          <w:lang w:val="en-US"/>
-        </w:rPr>
-        <w:t xml:space="preserve">, after </w:t>
-      </w:r>
-      <w:proofErr w:type="spellStart"/>
-      <w:r>
-        <w:rPr>
-          <w:lang w:val="en-US"/>
-        </w:rPr>
-        <w:t>succeful</w:t>
-      </w:r>
-      <w:proofErr w:type="spellEnd"/>
-      <w:r>
-        <w:rPr>
-          <w:lang w:val="en-US"/>
-        </w:rPr>
-        <w:t xml:space="preserve"> login (which will be indicated when I run call </w:t>
-      </w:r>
-      <w:proofErr w:type="spellStart"/>
-      <w:r>
-        <w:rPr>
-          <w:lang w:val="en-US"/>
-        </w:rPr>
-        <w:t>login_succ</w:t>
-      </w:r>
-      <w:proofErr w:type="spellEnd"/>
-      <w:r>
-        <w:rPr>
-          <w:lang w:val="en-US"/>
-        </w:rPr>
-        <w:t>())</w:t>
-      </w:r>
-      <w:r>
-        <w:rPr>
-          <w:lang w:val="en-US"/>
-        </w:rPr>
-        <w:br/>
-      </w:r>
-      <w:r>
-        <w:rPr>
-          <w:lang w:val="en-US"/>
-        </w:rPr>
-        <w:br/>
-        <w:t xml:space="preserve">keeping consistent with the style make a recharge page where there will be drop down </w:t>
-      </w:r>
-      <w:proofErr w:type="spellStart"/>
-      <w:r>
-        <w:rPr>
-          <w:lang w:val="en-US"/>
-        </w:rPr>
-        <w:t>conntaing</w:t>
-      </w:r>
-      <w:proofErr w:type="spellEnd"/>
-      <w:r>
-        <w:rPr>
-          <w:lang w:val="en-US"/>
-        </w:rPr>
-        <w:t xml:space="preserve"> the following options : 1gb, 1.5gb,2gb,5gb,10gb </w:t>
-      </w:r>
-      <w:r>
-        <w:rPr>
-          <w:lang w:val="en-US"/>
-        </w:rPr>
-        <w:br/>
-      </w:r>
-      <w:r>
-        <w:rPr>
-          <w:lang w:val="en-US"/>
-        </w:rPr>
-        <w:br/>
-      </w:r>
-      <w:proofErr w:type="spellStart"/>
-      <w:r>
-        <w:rPr>
-          <w:lang w:val="en-US"/>
-        </w:rPr>
-        <w:t>Contraints</w:t>
-      </w:r>
-      <w:proofErr w:type="spellEnd"/>
-      <w:r>
-        <w:rPr>
-          <w:lang w:val="en-US"/>
-        </w:rPr>
-        <w:t xml:space="preserve">: </w:t>
-      </w:r>
     </w:p>
     <w:p>
       <w:pPr>
@@ -367,89 +527,28 @@
         <w:rPr>
           <w:lang w:val="en-US"/>
         </w:rPr>
-        <w:t xml:space="preserve">Don’t write any backend code it will be written only and only be me and me </w:t>
-      </w:r>
-      <w:proofErr w:type="gramStart"/>
-      <w:r>
-        <w:rPr>
-          <w:lang w:val="en-US"/>
-        </w:rPr>
-        <w:t>only .</w:t>
-      </w:r>
-      <w:proofErr w:type="gramEnd"/>
-      <w:r>
-        <w:rPr>
-          <w:lang w:val="en-US"/>
-        </w:rPr>
-        <w:br/>
-      </w:r>
-      <w:r>
-        <w:rPr>
-          <w:lang w:val="en-US"/>
-        </w:rPr>
-        <w:br/>
-        <w:t xml:space="preserve">It will be hosted over http not https so </w:t>
-      </w:r>
-      <w:proofErr w:type="gramStart"/>
-      <w:r>
-        <w:rPr>
-          <w:lang w:val="en-US"/>
-        </w:rPr>
-        <w:t>keep</w:t>
-      </w:r>
-      <w:proofErr w:type="gramEnd"/>
-      <w:r>
-        <w:rPr>
-          <w:lang w:val="en-US"/>
-        </w:rPr>
-        <w:t xml:space="preserve"> that I</w:t>
-      </w:r>
-      <w:r>
-        <w:rPr>
-          <w:lang w:val="en-US"/>
-        </w:rPr>
-        <w:t xml:space="preserve"> many of things are </w:t>
-      </w:r>
-      <w:proofErr w:type="spellStart"/>
-      <w:r>
-        <w:rPr>
-          <w:lang w:val="en-US"/>
-        </w:rPr>
-        <w:t>niot</w:t>
-      </w:r>
-      <w:proofErr w:type="spellEnd"/>
-      <w:r>
-        <w:rPr>
-          <w:lang w:val="en-US"/>
-        </w:rPr>
-        <w:t xml:space="preserve"> available in http. </w:t>
-      </w:r>
-      <w:proofErr w:type="gramStart"/>
-      <w:r>
-        <w:rPr>
-          <w:lang w:val="en-US"/>
-        </w:rPr>
-        <w:t>So</w:t>
-      </w:r>
-      <w:proofErr w:type="gramEnd"/>
-      <w:r>
-        <w:rPr>
-          <w:lang w:val="en-US"/>
-        </w:rPr>
-        <w:t xml:space="preserve"> use only http compatible features only </w:t>
-      </w:r>
-      <w:r>
-        <w:rPr>
-          <w:lang w:val="en-US"/>
-        </w:rPr>
-        <w:br/>
-      </w:r>
-      <w:r>
-        <w:rPr>
-          <w:lang w:val="en-US"/>
-        </w:rPr>
-        <w:br/>
-        <w:t>More Details:</w:t>
+        <w:lastRenderedPageBreak/>
+        <w:br/>
+      </w:r>
+      <w:r>
+        <w:rPr>
+          <w:lang w:val="en-US"/>
+        </w:rPr>
+        <w:br/>
+      </w:r>
+      <w:proofErr w:type="spellStart"/>
+      <w:r>
+        <w:rPr>
+          <w:lang w:val="en-US"/>
+        </w:rPr>
+        <w:t>Contraints</w:t>
+      </w:r>
+      <w:proofErr w:type="spellEnd"/>
+      <w:r>
+        <w:rPr>
+          <w:lang w:val="en-US"/>
+        </w:rPr>
+        <w:t xml:space="preserve">: </w:t>
       </w:r>
     </w:p>
     <w:p>
@@ -462,113 +561,112 @@
         <w:rPr>
           <w:lang w:val="en-US"/>
         </w:rPr>
-        <w:t>Company name</w:t>
-      </w:r>
-      <w:r>
-        <w:rPr>
-          <w:lang w:val="en-US"/>
-        </w:rPr>
+        <w:t xml:space="preserve">Don’t write any backend code it will be written only and only be me and me </w:t>
+      </w:r>
+      <w:proofErr w:type="gramStart"/>
+      <w:r>
+        <w:rPr>
+          <w:lang w:val="en-US"/>
+        </w:rPr>
+        <w:t>only .</w:t>
+      </w:r>
+      <w:proofErr w:type="gramEnd"/>
+      <w:r>
+        <w:rPr>
+          <w:lang w:val="en-US"/>
+        </w:rPr>
+        <w:br/>
+      </w:r>
+      <w:r>
+        <w:rPr>
+          <w:lang w:val="en-US"/>
+        </w:rPr>
+        <w:br/>
+        <w:t xml:space="preserve">It will be hosted over http not https so </w:t>
+      </w:r>
+      <w:proofErr w:type="gramStart"/>
+      <w:r>
+        <w:rPr>
+          <w:lang w:val="en-US"/>
+        </w:rPr>
+        <w:t>keep</w:t>
+      </w:r>
+      <w:proofErr w:type="gramEnd"/>
+      <w:r>
+        <w:rPr>
+          <w:lang w:val="en-US"/>
+        </w:rPr>
+        <w:t xml:space="preserve"> that I</w:t>
+      </w:r>
+      <w:r>
+        <w:rPr>
+          <w:lang w:val="en-US"/>
+        </w:rPr>
+        <w:t xml:space="preserve"> many of things are not available in http. </w:t>
+      </w:r>
+      <w:proofErr w:type="gramStart"/>
+      <w:r>
+        <w:rPr>
+          <w:lang w:val="en-US"/>
+        </w:rPr>
+        <w:t>So</w:t>
+      </w:r>
+      <w:proofErr w:type="gramEnd"/>
+      <w:r>
+        <w:rPr>
+          <w:lang w:val="en-US"/>
+        </w:rPr>
+        <w:t xml:space="preserve"> use only http compatible features only </w:t>
+      </w:r>
+      <w:r>
+        <w:rPr>
+          <w:lang w:val="en-US"/>
+        </w:rPr>
+        <w:br/>
+      </w:r>
+      <w:r>
+        <w:rPr>
+          <w:lang w:val="en-US"/>
+        </w:rPr>
+        <w:br/>
+        <w:t xml:space="preserve">it should be able to be hosted anywhere without modifying the ccserver.py or the code you are generating. The </w:t>
+      </w:r>
+      <w:proofErr w:type="spellStart"/>
+      <w:r>
+        <w:rPr>
+          <w:lang w:val="en-US"/>
+        </w:rPr>
+        <w:t>ccserver</w:t>
+      </w:r>
+      <w:proofErr w:type="spellEnd"/>
+      <w:r>
+        <w:rPr>
+          <w:lang w:val="en-US"/>
+        </w:rPr>
+        <w:t xml:space="preserve"> has this:</w:t>
+      </w:r>
+      <w:r>
         <w:t xml:space="preserve"> </w:t>
       </w:r>
-      <w:proofErr w:type="spellStart"/>
-      <w:r>
-        <w:rPr>
-          <w:lang w:val="en-US"/>
-        </w:rPr>
-        <w:t>CloudVPN</w:t>
-      </w:r>
-      <w:proofErr w:type="spellEnd"/>
-      <w:r>
-        <w:rPr>
-          <w:lang w:val="en-US"/>
-        </w:rPr>
-        <w:t>+ (It should be incorporated into the design.)</w:t>
-      </w:r>
-      <w:r>
-        <w:rPr>
-          <w:lang w:val="en-US"/>
-        </w:rPr>
-        <w:t xml:space="preserve"> </w:t>
-      </w:r>
-      <w:r>
-        <w:rPr>
-          <w:lang w:val="en-US"/>
-        </w:rPr>
-        <w:br/>
-      </w:r>
-      <w:r>
-        <w:rPr>
-          <w:lang w:val="en-US"/>
-        </w:rPr>
-        <w:br/>
-      </w:r>
-      <w:r>
-        <w:rPr>
-          <w:lang w:val="en-US"/>
-        </w:rPr>
-        <w:br/>
-      </w:r>
-      <w:r>
-        <w:rPr>
-          <w:lang w:val="en-US"/>
-        </w:rPr>
-        <w:br/>
-      </w:r>
-      <w:r>
-        <w:rPr>
-          <w:lang w:val="en-US"/>
-        </w:rPr>
-        <w:br/>
-      </w:r>
-      <w:r>
-        <w:rPr>
-          <w:lang w:val="en-US"/>
-        </w:rPr>
-        <w:br/>
-      </w:r>
-      <w:r>
-        <w:rPr>
-          <w:lang w:val="en-US"/>
-        </w:rPr>
-        <w:br/>
-      </w:r>
-      <w:r>
-        <w:rPr>
-          <w:lang w:val="en-US"/>
-        </w:rPr>
-        <w:br/>
-      </w:r>
-      <w:r>
-        <w:rPr>
-          <w:lang w:val="en-US"/>
-        </w:rPr>
-        <w:br/>
-      </w:r>
-      <w:r>
-        <w:rPr>
-          <w:lang w:val="en-US"/>
-        </w:rPr>
-        <w:lastRenderedPageBreak/>
-        <w:br/>
-      </w:r>
-      <w:r>
-        <w:rPr>
-          <w:lang w:val="en-US"/>
-        </w:rPr>
-        <w:br/>
-      </w:r>
-      <w:r>
-        <w:rPr>
-          <w:lang w:val="en-US"/>
-        </w:rPr>
-        <w:t>All the code that you write document as follows in folder called Documentation</w:t>
-      </w:r>
-      <w:r>
-        <w:rPr>
-          <w:lang w:val="en-US"/>
-        </w:rPr>
-        <w:br/>
-        <w:t>All the steps below are for Documentation folder</w:t>
+      <w:r>
+        <w:rPr>
+          <w:lang w:val="en-US"/>
+        </w:rPr>
+        <w:t>@server.get("/{</w:t>
+      </w:r>
+      <w:proofErr w:type="gramStart"/>
+      <w:r>
+        <w:rPr>
+          <w:lang w:val="en-US"/>
+        </w:rPr>
+        <w:t>path:path</w:t>
+      </w:r>
+      <w:proofErr w:type="gramEnd"/>
+      <w:r>
+        <w:rPr>
+          <w:lang w:val="en-US"/>
+        </w:rPr>
+        <w:t>}")</w:t>
       </w:r>
     </w:p>
     <w:p>
@@ -581,122 +679,125 @@
         <w:rPr>
           <w:lang w:val="en-US"/>
         </w:rPr>
-        <w:t xml:space="preserve"> Steps:</w:t>
-      </w:r>
-      <w:r>
-        <w:rPr>
-          <w:lang w:val="en-US"/>
-        </w:rPr>
-        <w:br/>
-        <w:t>1. Create a file project_documentation</w:t>
-      </w:r>
-      <w:r>
-        <w:rPr>
-          <w:lang w:val="en-US"/>
-        </w:rPr>
-        <w:t>.html</w:t>
-      </w:r>
-      <w:r>
-        <w:rPr>
-          <w:lang w:val="en-US"/>
-        </w:rPr>
-        <w:t xml:space="preserve"> in it write the overall project </w:t>
-      </w:r>
+        <w:t>async def root(</w:t>
+      </w:r>
+      <w:proofErr w:type="spellStart"/>
       <w:proofErr w:type="gramStart"/>
       <w:r>
         <w:rPr>
           <w:lang w:val="en-US"/>
         </w:rPr>
-        <w:t>structure ,</w:t>
+        <w:t>path,cr</w:t>
       </w:r>
       <w:proofErr w:type="gramEnd"/>
       <w:r>
         <w:rPr>
           <w:lang w:val="en-US"/>
         </w:rPr>
-        <w:t xml:space="preserve"> </w:t>
-      </w:r>
-      <w:r>
-        <w:rPr>
-          <w:lang w:val="en-US"/>
-        </w:rPr>
-        <w:t xml:space="preserve">file </w:t>
+        <w:t>:Annotated</w:t>
+      </w:r>
+      <w:proofErr w:type="spellEnd"/>
+      <w:r>
+        <w:rPr>
+          <w:lang w:val="en-US"/>
+        </w:rPr>
+        <w:t>[</w:t>
+      </w:r>
+      <w:proofErr w:type="spellStart"/>
+      <w:r>
+        <w:rPr>
+          <w:lang w:val="en-US"/>
+        </w:rPr>
+        <w:t>str|</w:t>
       </w:r>
       <w:proofErr w:type="gramStart"/>
       <w:r>
         <w:rPr>
           <w:lang w:val="en-US"/>
         </w:rPr>
-        <w:t>structure ,</w:t>
-      </w:r>
+        <w:t>None,Cookie</w:t>
+      </w:r>
+      <w:proofErr w:type="spellEnd"/>
       <w:proofErr w:type="gramEnd"/>
       <w:r>
         <w:rPr>
           <w:lang w:val="en-US"/>
         </w:rPr>
-        <w:t xml:space="preserve"> system </w:t>
-      </w:r>
-      <w:r>
-        <w:rPr>
-          <w:lang w:val="en-US"/>
-        </w:rPr>
-        <w:t xml:space="preserve">architecture, how is it designed and why, how different components interact with each </w:t>
+        <w:t>(</w:t>
       </w:r>
       <w:proofErr w:type="gramStart"/>
       <w:r>
         <w:rPr>
           <w:lang w:val="en-US"/>
         </w:rPr>
-        <w:t>other ,</w:t>
+        <w:t>)]=</w:t>
       </w:r>
       <w:proofErr w:type="gramEnd"/>
       <w:r>
         <w:rPr>
           <w:lang w:val="en-US"/>
         </w:rPr>
-        <w:t xml:space="preserve"> everything related to project in very </w:t>
-      </w:r>
-      <w:proofErr w:type="spellStart"/>
-      <w:r>
-        <w:rPr>
-          <w:lang w:val="en-US"/>
-        </w:rPr>
-        <w:t>very</w:t>
-      </w:r>
-      <w:proofErr w:type="spellEnd"/>
-      <w:r>
-        <w:rPr>
-          <w:lang w:val="en-US"/>
-        </w:rPr>
-        <w:t xml:space="preserve"> </w:t>
-      </w:r>
-      <w:proofErr w:type="spellStart"/>
-      <w:r>
-        <w:rPr>
-          <w:lang w:val="en-US"/>
-        </w:rPr>
-        <w:t>very</w:t>
-      </w:r>
-      <w:proofErr w:type="spellEnd"/>
-      <w:r>
-        <w:rPr>
-          <w:lang w:val="en-US"/>
-        </w:rPr>
-        <w:t xml:space="preserve"> </w:t>
-      </w:r>
-      <w:proofErr w:type="spellStart"/>
-      <w:r>
-        <w:rPr>
-          <w:lang w:val="en-US"/>
-        </w:rPr>
-        <w:t>very</w:t>
-      </w:r>
-      <w:proofErr w:type="spellEnd"/>
-      <w:r>
-        <w:rPr>
-          <w:lang w:val="en-US"/>
-        </w:rPr>
-        <w:t xml:space="preserve"> much details.</w:t>
+        <w:t>None):</w:t>
+      </w:r>
+      <w:r>
+        <w:rPr>
+          <w:lang w:val="en-US"/>
+        </w:rPr>
+        <w:br/>
+      </w:r>
+      <w:r>
+        <w:rPr>
+          <w:lang w:val="en-US"/>
+        </w:rPr>
+        <w:br/>
+        <w:t>so everything you generate should be servable over this path.</w:t>
+      </w:r>
+      <w:r>
+        <w:rPr>
+          <w:lang w:val="en-US"/>
+        </w:rPr>
+        <w:br/>
+      </w:r>
+      <w:r>
+        <w:rPr>
+          <w:lang w:val="en-US"/>
+        </w:rPr>
+        <w:br/>
+        <w:t>and remember you only have to generate admin login page not user ones its already done</w:t>
+      </w:r>
+      <w:r>
+        <w:rPr>
+          <w:lang w:val="en-US"/>
+        </w:rPr>
+        <w:br/>
+      </w:r>
+      <w:r>
+        <w:rPr>
+          <w:lang w:val="en-US"/>
+        </w:rPr>
+        <w:br/>
+        <w:t xml:space="preserve">don’t generate for any route other ones starting from </w:t>
+      </w:r>
+      <w:proofErr w:type="spellStart"/>
+      <w:r>
+        <w:rPr>
+          <w:lang w:val="en-US"/>
+        </w:rPr>
+        <w:t>adminPanel</w:t>
+      </w:r>
+      <w:proofErr w:type="spellEnd"/>
+      <w:r>
+        <w:rPr>
+          <w:lang w:val="en-US"/>
+        </w:rPr>
+        <w:br/>
+      </w:r>
+      <w:r>
+        <w:rPr>
+          <w:lang w:val="en-US"/>
+        </w:rPr>
+        <w:br/>
+        <w:t>More Details:</w:t>
       </w:r>
     </w:p>
     <w:p>
@@ -709,6 +810,253 @@
         <w:rPr>
           <w:lang w:val="en-US"/>
         </w:rPr>
+        <w:t>Company name</w:t>
+      </w:r>
+      <w:r>
+        <w:rPr>
+          <w:lang w:val="en-US"/>
+        </w:rPr>
+        <w:t xml:space="preserve"> </w:t>
+      </w:r>
+      <w:proofErr w:type="spellStart"/>
+      <w:r>
+        <w:rPr>
+          <w:lang w:val="en-US"/>
+        </w:rPr>
+        <w:t>CloudVPN</w:t>
+      </w:r>
+      <w:proofErr w:type="spellEnd"/>
+      <w:r>
+        <w:rPr>
+          <w:lang w:val="en-US"/>
+        </w:rPr>
+        <w:t>+ (It should be incorporated into the design.)</w:t>
+      </w:r>
+      <w:r>
+        <w:rPr>
+          <w:lang w:val="en-US"/>
+        </w:rPr>
+        <w:t xml:space="preserve"> </w:t>
+      </w:r>
+      <w:r>
+        <w:rPr>
+          <w:lang w:val="en-US"/>
+        </w:rPr>
+        <w:br/>
+      </w:r>
+      <w:r>
+        <w:rPr>
+          <w:lang w:val="en-US"/>
+        </w:rPr>
+        <w:br/>
+      </w:r>
+      <w:r>
+        <w:rPr>
+          <w:lang w:val="en-US"/>
+        </w:rPr>
+        <w:br/>
+      </w:r>
+      <w:r>
+        <w:rPr>
+          <w:lang w:val="en-US"/>
+        </w:rPr>
+        <w:br/>
+      </w:r>
+      <w:r>
+        <w:rPr>
+          <w:lang w:val="en-US"/>
+        </w:rPr>
+        <w:br/>
+      </w:r>
+      <w:r>
+        <w:rPr>
+          <w:lang w:val="en-US"/>
+        </w:rPr>
+        <w:br/>
+      </w:r>
+      <w:r>
+        <w:rPr>
+          <w:lang w:val="en-US"/>
+        </w:rPr>
+        <w:br/>
+      </w:r>
+      <w:r>
+        <w:rPr>
+          <w:lang w:val="en-US"/>
+        </w:rPr>
+        <w:br/>
+      </w:r>
+      <w:r>
+        <w:rPr>
+          <w:lang w:val="en-US"/>
+        </w:rPr>
+        <w:br/>
+      </w:r>
+      <w:r>
+        <w:rPr>
+          <w:lang w:val="en-US"/>
+        </w:rPr>
+        <w:br/>
+      </w:r>
+      <w:r>
+        <w:rPr>
+          <w:lang w:val="en-US"/>
+        </w:rPr>
+        <w:br/>
+      </w:r>
+      <w:r>
+        <w:rPr>
+          <w:lang w:val="en-US"/>
+        </w:rPr>
+        <w:t>All the code that you write document as follows in folder called Documentation</w:t>
+      </w:r>
+      <w:r>
+        <w:rPr>
+          <w:lang w:val="en-US"/>
+        </w:rPr>
+        <w:br/>
+        <w:t>All the steps below are for Documentation folder</w:t>
+      </w:r>
+    </w:p>
+    <w:p>
+      <w:pPr>
+        <w:rPr>
+          <w:lang w:val="en-US"/>
+        </w:rPr>
+      </w:pPr>
+      <w:r>
+        <w:rPr>
+          <w:lang w:val="en-US"/>
+        </w:rPr>
+        <w:t xml:space="preserve"> Steps:</w:t>
+      </w:r>
+      <w:r>
+        <w:rPr>
+          <w:lang w:val="en-US"/>
+        </w:rPr>
+        <w:br/>
+        <w:t>1. Create a file project_documentation</w:t>
+      </w:r>
+      <w:r>
+        <w:rPr>
+          <w:lang w:val="en-US"/>
+        </w:rPr>
+        <w:t>.html</w:t>
+      </w:r>
+      <w:r>
+        <w:rPr>
+          <w:lang w:val="en-US"/>
+        </w:rPr>
+        <w:t xml:space="preserve"> in it write the overall project </w:t>
+      </w:r>
+      <w:proofErr w:type="gramStart"/>
+      <w:r>
+        <w:rPr>
+          <w:lang w:val="en-US"/>
+        </w:rPr>
+        <w:t>structure ,</w:t>
+      </w:r>
+      <w:proofErr w:type="gramEnd"/>
+      <w:r>
+        <w:rPr>
+          <w:lang w:val="en-US"/>
+        </w:rPr>
+        <w:t xml:space="preserve"> </w:t>
+      </w:r>
+      <w:r>
+        <w:rPr>
+          <w:lang w:val="en-US"/>
+        </w:rPr>
+        <w:t xml:space="preserve">file </w:t>
+      </w:r>
+      <w:proofErr w:type="gramStart"/>
+      <w:r>
+        <w:rPr>
+          <w:lang w:val="en-US"/>
+        </w:rPr>
+        <w:t>structure ,</w:t>
+      </w:r>
+      <w:proofErr w:type="gramEnd"/>
+      <w:r>
+        <w:rPr>
+          <w:lang w:val="en-US"/>
+        </w:rPr>
+        <w:t xml:space="preserve"> system </w:t>
+      </w:r>
+      <w:r>
+        <w:rPr>
+          <w:lang w:val="en-US"/>
+        </w:rPr>
+        <w:t xml:space="preserve">architecture, how is it designed and why, how different components interact with each </w:t>
+      </w:r>
+      <w:proofErr w:type="gramStart"/>
+      <w:r>
+        <w:rPr>
+          <w:lang w:val="en-US"/>
+        </w:rPr>
+        <w:t>other ,</w:t>
+      </w:r>
+      <w:proofErr w:type="gramEnd"/>
+      <w:r>
+        <w:rPr>
+          <w:lang w:val="en-US"/>
+        </w:rPr>
+        <w:t xml:space="preserve"> everything related to project in very </w:t>
+      </w:r>
+      <w:proofErr w:type="spellStart"/>
+      <w:r>
+        <w:rPr>
+          <w:lang w:val="en-US"/>
+        </w:rPr>
+        <w:t>very</w:t>
+      </w:r>
+      <w:proofErr w:type="spellEnd"/>
+      <w:r>
+        <w:rPr>
+          <w:lang w:val="en-US"/>
+        </w:rPr>
+        <w:t xml:space="preserve"> </w:t>
+      </w:r>
+      <w:proofErr w:type="spellStart"/>
+      <w:r>
+        <w:rPr>
+          <w:lang w:val="en-US"/>
+        </w:rPr>
+        <w:t>very</w:t>
+      </w:r>
+      <w:proofErr w:type="spellEnd"/>
+      <w:r>
+        <w:rPr>
+          <w:lang w:val="en-US"/>
+        </w:rPr>
+        <w:t xml:space="preserve"> </w:t>
+      </w:r>
+      <w:proofErr w:type="spellStart"/>
+      <w:r>
+        <w:rPr>
+          <w:lang w:val="en-US"/>
+        </w:rPr>
+        <w:t>very</w:t>
+      </w:r>
+      <w:proofErr w:type="spellEnd"/>
+      <w:r>
+        <w:rPr>
+          <w:lang w:val="en-US"/>
+        </w:rPr>
+        <w:t xml:space="preserve"> much details.</w:t>
+      </w:r>
+    </w:p>
+    <w:p>
+      <w:pPr>
+        <w:rPr>
+          <w:lang w:val="en-US"/>
+        </w:rPr>
+      </w:pPr>
+      <w:r>
+        <w:rPr>
+          <w:lang w:val="en-US"/>
+        </w:rPr>
+        <w:lastRenderedPageBreak/>
         <w:t xml:space="preserve">2. For each file containing code in the </w:t>
       </w:r>
       <w:proofErr w:type="gramStart"/>
@@ -783,172 +1131,124 @@
         <w:rPr>
           <w:lang w:val="en-US"/>
         </w:rPr>
+        <w:t xml:space="preserve"> write the overall project </w:t>
+      </w:r>
+      <w:proofErr w:type="gramStart"/>
+      <w:r>
+        <w:rPr>
+          <w:lang w:val="en-US"/>
+        </w:rPr>
+        <w:t>structure ,</w:t>
+      </w:r>
+      <w:proofErr w:type="gramEnd"/>
+      <w:r>
+        <w:rPr>
+          <w:lang w:val="en-US"/>
+        </w:rPr>
+        <w:t xml:space="preserve"> architecture, how is it designed and why, how different components interact with each </w:t>
+      </w:r>
+      <w:proofErr w:type="gramStart"/>
+      <w:r>
+        <w:rPr>
+          <w:lang w:val="en-US"/>
+        </w:rPr>
+        <w:t>other ,</w:t>
+      </w:r>
+      <w:proofErr w:type="gramEnd"/>
+      <w:r>
+        <w:rPr>
+          <w:lang w:val="en-US"/>
+        </w:rPr>
+        <w:t xml:space="preserve"> everything related to the file</w:t>
+      </w:r>
+      <w:r>
+        <w:rPr>
+          <w:lang w:val="en-US"/>
+        </w:rPr>
+        <w:t xml:space="preserve">. Third: Document each function and class in very </w:t>
+      </w:r>
+      <w:proofErr w:type="spellStart"/>
+      <w:r>
+        <w:rPr>
+          <w:lang w:val="en-US"/>
+        </w:rPr>
+        <w:t>very</w:t>
+      </w:r>
+      <w:proofErr w:type="spellEnd"/>
+      <w:r>
+        <w:rPr>
+          <w:lang w:val="en-US"/>
+        </w:rPr>
+        <w:t xml:space="preserve"> much details everything from what does it do to why this is needed what datatype it takes to what it returns, how it interacts </w:t>
+      </w:r>
+      <w:proofErr w:type="gramStart"/>
+      <w:r>
+        <w:rPr>
+          <w:lang w:val="en-US"/>
+        </w:rPr>
+        <w:t>everything .</w:t>
+      </w:r>
+      <w:proofErr w:type="gramEnd"/>
+      <w:r>
+        <w:rPr>
+          <w:lang w:val="en-US"/>
+        </w:rPr>
+        <w:t xml:space="preserve">  What are its members and for each member document the </w:t>
+      </w:r>
+      <w:proofErr w:type="gramStart"/>
+      <w:r>
+        <w:rPr>
+          <w:lang w:val="en-US"/>
+        </w:rPr>
+        <w:t>following :</w:t>
+      </w:r>
+      <w:proofErr w:type="gramEnd"/>
+      <w:r>
+        <w:rPr>
+          <w:lang w:val="en-US"/>
+        </w:rPr>
         <w:t xml:space="preserve"> </w:t>
       </w:r>
       <w:r>
         <w:rPr>
           <w:lang w:val="en-US"/>
         </w:rPr>
-        <w:t xml:space="preserve">write the overall </w:t>
-      </w:r>
-      <w:r>
-        <w:rPr>
-          <w:lang w:val="en-US"/>
-        </w:rPr>
-        <w:t>project</w:t>
-      </w:r>
-      <w:r>
-        <w:rPr>
-          <w:lang w:val="en-US"/>
-        </w:rPr>
-        <w:t xml:space="preserve"> </w:t>
+        <w:t xml:space="preserve">Document each function and variable in very </w:t>
+      </w:r>
+      <w:proofErr w:type="spellStart"/>
+      <w:r>
+        <w:rPr>
+          <w:lang w:val="en-US"/>
+        </w:rPr>
+        <w:t>very</w:t>
+      </w:r>
+      <w:proofErr w:type="spellEnd"/>
+      <w:r>
+        <w:rPr>
+          <w:lang w:val="en-US"/>
+        </w:rPr>
+        <w:t xml:space="preserve"> much details everything from what does it do to why this is needed what datatype it takes to what it returns, how it interacts </w:t>
       </w:r>
       <w:proofErr w:type="gramStart"/>
       <w:r>
         <w:rPr>
           <w:lang w:val="en-US"/>
         </w:rPr>
-        <w:t>structure ,</w:t>
+        <w:t>everything .</w:t>
       </w:r>
       <w:proofErr w:type="gramEnd"/>
       <w:r>
         <w:rPr>
           <w:lang w:val="en-US"/>
         </w:rPr>
-        <w:t xml:space="preserve"> architecture, how is it designed and why, how different components interact with each </w:t>
+        <w:t xml:space="preserve"> If the function, class or class member is depended on something imported from </w:t>
       </w:r>
       <w:proofErr w:type="gramStart"/>
       <w:r>
         <w:rPr>
           <w:lang w:val="en-US"/>
         </w:rPr>
-        <w:t>other ,</w:t>
-      </w:r>
-      <w:proofErr w:type="gramEnd"/>
-      <w:r>
-        <w:rPr>
-          <w:lang w:val="en-US"/>
-        </w:rPr>
-        <w:t xml:space="preserve"> everything related to </w:t>
-      </w:r>
-      <w:r>
-        <w:rPr>
-          <w:lang w:val="en-US"/>
-        </w:rPr>
-        <w:t>the file</w:t>
-      </w:r>
-      <w:r>
-        <w:rPr>
-          <w:lang w:val="en-US"/>
-        </w:rPr>
-        <w:t xml:space="preserve">. Third: Document each function and class in very </w:t>
-      </w:r>
-      <w:proofErr w:type="spellStart"/>
-      <w:r>
-        <w:rPr>
-          <w:lang w:val="en-US"/>
-        </w:rPr>
-        <w:t>very</w:t>
-      </w:r>
-      <w:proofErr w:type="spellEnd"/>
-      <w:r>
-        <w:rPr>
-          <w:lang w:val="en-US"/>
-        </w:rPr>
-        <w:t xml:space="preserve"> much details everything from what does it do to why this is needed what datatype it takes to what it returns, how it interacts </w:t>
-      </w:r>
-      <w:proofErr w:type="gramStart"/>
-      <w:r>
-        <w:rPr>
-          <w:lang w:val="en-US"/>
-        </w:rPr>
-        <w:t>everything .</w:t>
-      </w:r>
-      <w:proofErr w:type="gramEnd"/>
-      <w:r>
-        <w:rPr>
-          <w:lang w:val="en-US"/>
-        </w:rPr>
-        <w:t xml:space="preserve">  What are its members and for each member document the </w:t>
-      </w:r>
-      <w:proofErr w:type="gramStart"/>
-      <w:r>
-        <w:rPr>
-          <w:lang w:val="en-US"/>
-        </w:rPr>
-        <w:t>following :</w:t>
-      </w:r>
-      <w:proofErr w:type="gramEnd"/>
-      <w:r>
-        <w:rPr>
-          <w:lang w:val="en-US"/>
-        </w:rPr>
-        <w:t xml:space="preserve"> </w:t>
-      </w:r>
-      <w:r>
-        <w:rPr>
-          <w:lang w:val="en-US"/>
-        </w:rPr>
-        <w:t xml:space="preserve">Document each function and </w:t>
-      </w:r>
-      <w:r>
-        <w:rPr>
-          <w:lang w:val="en-US"/>
-        </w:rPr>
-        <w:t>variable</w:t>
-      </w:r>
-      <w:r>
-        <w:rPr>
-          <w:lang w:val="en-US"/>
-        </w:rPr>
-        <w:t xml:space="preserve"> in very </w:t>
-      </w:r>
-      <w:proofErr w:type="spellStart"/>
-      <w:r>
-        <w:rPr>
-          <w:lang w:val="en-US"/>
-        </w:rPr>
-        <w:t>very</w:t>
-      </w:r>
-      <w:proofErr w:type="spellEnd"/>
-      <w:r>
-        <w:rPr>
-          <w:lang w:val="en-US"/>
-        </w:rPr>
-        <w:t xml:space="preserve"> much details everything from what does it do to why this is needed what datatype it takes to what it returns, how it interacts </w:t>
-      </w:r>
-      <w:proofErr w:type="gramStart"/>
-      <w:r>
-        <w:rPr>
-          <w:lang w:val="en-US"/>
-        </w:rPr>
-        <w:t>everything .</w:t>
-      </w:r>
-      <w:proofErr w:type="gramEnd"/>
-      <w:r>
-        <w:rPr>
-          <w:lang w:val="en-US"/>
-        </w:rPr>
-        <w:t xml:space="preserve"> If the function, class or class member is depended on something imported from </w:t>
-      </w:r>
-      <w:proofErr w:type="gramStart"/>
-      <w:r>
-        <w:rPr>
-          <w:lang w:val="en-US"/>
-        </w:rPr>
-        <w:t>other</w:t>
-      </w:r>
-      <w:r>
-        <w:rPr>
-          <w:lang w:val="en-US"/>
-        </w:rPr>
-        <w:t xml:space="preserve">  </w:t>
-      </w:r>
-      <w:r>
-        <w:rPr>
-          <w:lang w:val="en-US"/>
-        </w:rPr>
-        <w:t>files</w:t>
+        <w:t>other  files</w:t>
       </w:r>
       <w:proofErr w:type="gramEnd"/>
       <w:r>
@@ -1592,7 +1892,6 @@
   <w:style w:type="character" w:default="1" w:styleId="DefaultParagraphFont">
     <w:name w:val="Default Paragraph Font"/>
     <w:uiPriority w:val="1"/>
-    <w:semiHidden/>
     <w:unhideWhenUsed/>
   </w:style>
   <w:style w:type="table" w:default="1" w:styleId="TableNormal">
